--- a/CV模版.docx
+++ b/CV模版.docx
@@ -910,90 +910,6 @@
                               <w:snapToGrid w:val="0"/>
                               <w:spacing w:after="624" w:afterLines="200"/>
                               <w:rPr>
-                                <w:rFonts w:ascii="微软雅黑" w:hAnsi="微软雅黑"/>
-                                <w:color w:val="FFFFFF" w:themeColor="background1"/>
-                                <w14:textFill>
-                                  <w14:solidFill>
-                                    <w14:schemeClr w14:val="bg1"/>
-                                  </w14:solidFill>
-                                </w14:textFill>
-                              </w:rPr>
-                            </w:pPr>
-                            <w:r>
-                              <w:rPr>
-                                <w:rFonts w:hint="eastAsia" w:ascii="微软雅黑" w:hAnsi="微软雅黑"/>
-                                <w:color w:val="FFFFFF" w:themeColor="background1"/>
-                                <w14:textFill>
-                                  <w14:solidFill>
-                                    <w14:schemeClr w14:val="bg1"/>
-                                  </w14:solidFill>
-                                </w14:textFill>
-                              </w:rPr>
-                              <w:t>24岁</w:t>
-                            </w:r>
-                          </w:p>
-                          <w:p>
-                            <w:pPr>
-                              <w:adjustRightInd w:val="0"/>
-                              <w:snapToGrid w:val="0"/>
-                              <w:spacing w:after="624" w:afterLines="200"/>
-                              <w:rPr>
-                                <w:color w:val="FFFFFF" w:themeColor="background1"/>
-                                <w14:textFill>
-                                  <w14:solidFill>
-                                    <w14:schemeClr w14:val="bg1"/>
-                                  </w14:solidFill>
-                                </w14:textFill>
-                              </w:rPr>
-                            </w:pPr>
-                            <w:r>
-                              <w:rPr>
-                                <w:rFonts w:hint="eastAsia"/>
-                                <w:color w:val="FFFFFF" w:themeColor="background1"/>
-                                <w:lang w:val="en-US" w:eastAsia="zh-CN"/>
-                                <w14:textFill>
-                                  <w14:solidFill>
-                                    <w14:schemeClr w14:val="bg1"/>
-                                  </w14:solidFill>
-                                </w14:textFill>
-                              </w:rPr>
-                              <w:t>北京市</w:t>
-                            </w:r>
-                          </w:p>
-                          <w:p>
-                            <w:pPr>
-                              <w:adjustRightInd w:val="0"/>
-                              <w:snapToGrid w:val="0"/>
-                              <w:spacing w:after="624" w:afterLines="200"/>
-                              <w:rPr>
-                                <w:rFonts w:ascii="微软雅黑" w:hAnsi="微软雅黑"/>
-                                <w:color w:val="FFFFFF" w:themeColor="background1"/>
-                                <w14:textFill>
-                                  <w14:solidFill>
-                                    <w14:schemeClr w14:val="bg1"/>
-                                  </w14:solidFill>
-                                </w14:textFill>
-                              </w:rPr>
-                            </w:pPr>
-                            <w:r>
-                              <w:rPr>
-                                <w:rFonts w:hint="eastAsia" w:ascii="微软雅黑" w:hAnsi="微软雅黑"/>
-                                <w:color w:val="FFFFFF" w:themeColor="background1"/>
-                                <w14:textFill>
-                                  <w14:solidFill>
-                                    <w14:schemeClr w14:val="bg1"/>
-                                  </w14:solidFill>
-                                </w14:textFill>
-                              </w:rPr>
-                              <w:t>13500135000</w:t>
-                            </w:r>
-                          </w:p>
-                          <w:p>
-                            <w:pPr>
-                              <w:adjustRightInd w:val="0"/>
-                              <w:snapToGrid w:val="0"/>
-                              <w:spacing w:after="624" w:afterLines="200"/>
-                              <w:rPr>
                                 <w:rFonts w:hint="default" w:ascii="微软雅黑" w:hAnsi="微软雅黑" w:eastAsia="微软雅黑"/>
                                 <w:color w:val="FFFFFF" w:themeColor="background1"/>
                                 <w:lang w:val="en-US" w:eastAsia="zh-CN"/>
@@ -1004,19 +920,6 @@
                                 </w14:textFill>
                               </w:rPr>
                             </w:pPr>
-                            <w:r>
-                              <w:rPr>
-                                <w:rFonts w:hint="eastAsia" w:ascii="微软雅黑" w:hAnsi="微软雅黑"/>
-                                <w:color w:val="FFFFFF" w:themeColor="background1"/>
-                                <w:lang w:val="en-US" w:eastAsia="zh-CN"/>
-                                <w14:textFill>
-                                  <w14:solidFill>
-                                    <w14:schemeClr w14:val="bg1"/>
-                                  </w14:solidFill>
-                                </w14:textFill>
-                              </w:rPr>
-                              <w:t>Jianlmoban-ziyuan</w:t>
-                            </w:r>
                           </w:p>
                         </w:txbxContent>
                       </wps:txbx>
@@ -1044,90 +947,6 @@
                         <w:snapToGrid w:val="0"/>
                         <w:spacing w:after="624" w:afterLines="200"/>
                         <w:rPr>
-                          <w:rFonts w:ascii="微软雅黑" w:hAnsi="微软雅黑"/>
-                          <w:color w:val="FFFFFF" w:themeColor="background1"/>
-                          <w14:textFill>
-                            <w14:solidFill>
-                              <w14:schemeClr w14:val="bg1"/>
-                            </w14:solidFill>
-                          </w14:textFill>
-                        </w:rPr>
-                      </w:pPr>
-                      <w:r>
-                        <w:rPr>
-                          <w:rFonts w:hint="eastAsia" w:ascii="微软雅黑" w:hAnsi="微软雅黑"/>
-                          <w:color w:val="FFFFFF" w:themeColor="background1"/>
-                          <w14:textFill>
-                            <w14:solidFill>
-                              <w14:schemeClr w14:val="bg1"/>
-                            </w14:solidFill>
-                          </w14:textFill>
-                        </w:rPr>
-                        <w:t>24岁</w:t>
-                      </w:r>
-                    </w:p>
-                    <w:p>
-                      <w:pPr>
-                        <w:adjustRightInd w:val="0"/>
-                        <w:snapToGrid w:val="0"/>
-                        <w:spacing w:after="624" w:afterLines="200"/>
-                        <w:rPr>
-                          <w:color w:val="FFFFFF" w:themeColor="background1"/>
-                          <w14:textFill>
-                            <w14:solidFill>
-                              <w14:schemeClr w14:val="bg1"/>
-                            </w14:solidFill>
-                          </w14:textFill>
-                        </w:rPr>
-                      </w:pPr>
-                      <w:r>
-                        <w:rPr>
-                          <w:rFonts w:hint="eastAsia"/>
-                          <w:color w:val="FFFFFF" w:themeColor="background1"/>
-                          <w:lang w:val="en-US" w:eastAsia="zh-CN"/>
-                          <w14:textFill>
-                            <w14:solidFill>
-                              <w14:schemeClr w14:val="bg1"/>
-                            </w14:solidFill>
-                          </w14:textFill>
-                        </w:rPr>
-                        <w:t>北京市</w:t>
-                      </w:r>
-                    </w:p>
-                    <w:p>
-                      <w:pPr>
-                        <w:adjustRightInd w:val="0"/>
-                        <w:snapToGrid w:val="0"/>
-                        <w:spacing w:after="624" w:afterLines="200"/>
-                        <w:rPr>
-                          <w:rFonts w:ascii="微软雅黑" w:hAnsi="微软雅黑"/>
-                          <w:color w:val="FFFFFF" w:themeColor="background1"/>
-                          <w14:textFill>
-                            <w14:solidFill>
-                              <w14:schemeClr w14:val="bg1"/>
-                            </w14:solidFill>
-                          </w14:textFill>
-                        </w:rPr>
-                      </w:pPr>
-                      <w:r>
-                        <w:rPr>
-                          <w:rFonts w:hint="eastAsia" w:ascii="微软雅黑" w:hAnsi="微软雅黑"/>
-                          <w:color w:val="FFFFFF" w:themeColor="background1"/>
-                          <w14:textFill>
-                            <w14:solidFill>
-                              <w14:schemeClr w14:val="bg1"/>
-                            </w14:solidFill>
-                          </w14:textFill>
-                        </w:rPr>
-                        <w:t>13500135000</w:t>
-                      </w:r>
-                    </w:p>
-                    <w:p>
-                      <w:pPr>
-                        <w:adjustRightInd w:val="0"/>
-                        <w:snapToGrid w:val="0"/>
-                        <w:spacing w:after="624" w:afterLines="200"/>
-                        <w:rPr>
                           <w:rFonts w:hint="default" w:ascii="微软雅黑" w:hAnsi="微软雅黑" w:eastAsia="微软雅黑"/>
                           <w:color w:val="FFFFFF" w:themeColor="background1"/>
                           <w:lang w:val="en-US" w:eastAsia="zh-CN"/>
@@ -1138,19 +957,6 @@
                           </w14:textFill>
                         </w:rPr>
                       </w:pPr>
-                      <w:r>
-                        <w:rPr>
-                          <w:rFonts w:hint="eastAsia" w:ascii="微软雅黑" w:hAnsi="微软雅黑"/>
-                          <w:color w:val="FFFFFF" w:themeColor="background1"/>
-                          <w:lang w:val="en-US" w:eastAsia="zh-CN"/>
-                          <w14:textFill>
-                            <w14:solidFill>
-                              <w14:schemeClr w14:val="bg1"/>
-                            </w14:solidFill>
-                          </w14:textFill>
-                        </w:rPr>
-                        <w:t>Jianlmoban-ziyuan</w:t>
-                      </w:r>
                     </w:p>
                   </w:txbxContent>
                 </v:textbox>
@@ -1975,26 +1781,6 @@
                                 <w:color w:val="254665"/>
                               </w:rPr>
                             </w:pPr>
-                            <w:r>
-                              <w:rPr>
-                                <w:rFonts w:hint="eastAsia"/>
-                                <w:color w:val="254665"/>
-                              </w:rPr>
-                              <w:t>求职意向</w:t>
-                            </w:r>
-                            <w:r>
-                              <w:rPr>
-                                <w:color w:val="254665"/>
-                              </w:rPr>
-                              <w:t>：市场</w:t>
-                            </w:r>
-                            <w:r>
-                              <w:rPr>
-                                <w:rFonts w:hint="eastAsia"/>
-                                <w:color w:val="254665"/>
-                              </w:rPr>
-                              <w:t>专员</w:t>
-                            </w:r>
                           </w:p>
                         </w:txbxContent>
                       </wps:txbx>
@@ -2009,7 +1795,7 @@
           </mc:Choice>
           <mc:Fallback>
             <w:pict>
-              <v:shape id="文本框 2" o:spid="_x0000_s1026" o:spt="202" type="#_x0000_t202" style="position:absolute;left:0pt;margin-left:157.25pt;margin-top:60.7pt;height:18.7pt;width:175.5pt;mso-position-vertical-relative:page;z-index:251676672;mso-width-relative:page;mso-height-relative:page;" filled="f" stroked="f" coordsize="21600,21600" o:gfxdata="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">
+              <v:shape id="文本框 2" o:spid="_x0000_s1026" o:spt="202" type="#_x0000_t202" style="position:absolute;left:0pt;margin-left:157.25pt;margin-top:60.7pt;height:18.7pt;width:175.5pt;mso-position-vertical-relative:page;z-index:251676672;mso-width-relative:page;mso-height-relative:page;" filled="f" stroked="f" coordsize="21600,21600" o:gfxdata="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">
                 <v:fill on="f" focussize="0,0"/>
                 <v:stroke on="f" miterlimit="8" joinstyle="miter"/>
                 <v:imagedata o:title=""/>
@@ -2024,26 +1810,6 @@
                           <w:color w:val="254665"/>
                         </w:rPr>
                       </w:pPr>
-                      <w:r>
-                        <w:rPr>
-                          <w:rFonts w:hint="eastAsia"/>
-                          <w:color w:val="254665"/>
-                        </w:rPr>
-                        <w:t>求职意向</w:t>
-                      </w:r>
-                      <w:r>
-                        <w:rPr>
-                          <w:color w:val="254665"/>
-                        </w:rPr>
-                        <w:t>：市场</w:t>
-                      </w:r>
-                      <w:r>
-                        <w:rPr>
-                          <w:rFonts w:hint="eastAsia"/>
-                          <w:color w:val="254665"/>
-                        </w:rPr>
-                        <w:t>专员</w:t>
-                      </w:r>
                     </w:p>
                   </w:txbxContent>
                 </v:textbox>
@@ -2062,8 +1828,6 @@
           <w:color w:val="254665"/>
         </w:rPr>
       </w:pPr>
-      <w:bookmarkStart w:id="0" w:name="_GoBack"/>
-      <w:bookmarkEnd w:id="0"/>
     </w:p>
     <w:p>
       <w:pPr>
@@ -2103,8 +1867,8 @@
                 <wp:positionV relativeFrom="page">
                   <wp:posOffset>1562100</wp:posOffset>
                 </wp:positionV>
-                <wp:extent cx="5038725" cy="1938020"/>
-                <wp:effectExtent l="0" t="0" r="9525" b="5080"/>
+                <wp:extent cx="5038725" cy="685800"/>
+                <wp:effectExtent l="0" t="0" r="0" b="0"/>
                 <wp:wrapNone/>
                 <wp:docPr id="230" name="组合 230"/>
                 <wp:cNvGraphicFramePr/>
@@ -2115,9 +1879,9 @@
                       <wpg:grpSpPr>
                         <a:xfrm>
                           <a:off x="0" y="0"/>
-                          <a:ext cx="5038725" cy="1938020"/>
+                          <a:ext cx="5038721" cy="685654"/>
                           <a:chOff x="0" y="0"/>
-                          <a:chExt cx="5039359" cy="1938654"/>
+                          <a:chExt cx="5039355" cy="685878"/>
                         </a:xfrm>
                       </wpg:grpSpPr>
                       <wps:wsp>
@@ -2128,7 +1892,7 @@
                         <wps:spPr bwMode="auto">
                           <a:xfrm>
                             <a:off x="28575" y="447675"/>
-                            <a:ext cx="5010784" cy="1490979"/>
+                            <a:ext cx="5010780" cy="238203"/>
                           </a:xfrm>
                           <a:prstGeom prst="rect">
                             <a:avLst/>
@@ -2150,120 +1914,6 @@
                                   <w:color w:val="585858"/>
                                 </w:rPr>
                               </w:pPr>
-                              <w:r>
-                                <w:rPr>
-                                  <w:rFonts w:ascii="微软雅黑" w:hAnsi="微软雅黑"/>
-                                  <w:color w:val="585858"/>
-                                </w:rPr>
-                                <w:t xml:space="preserve">2008.09-2012.07         </w:t>
-                              </w:r>
-                              <w:r>
-                                <w:rPr>
-                                  <w:rFonts w:hint="eastAsia" w:ascii="微软雅黑" w:hAnsi="微软雅黑"/>
-                                  <w:color w:val="585858"/>
-                                  <w:lang w:val="en-US" w:eastAsia="zh-CN"/>
-                                </w:rPr>
-                                <w:t>免费简历下载</w:t>
-                              </w:r>
-                              <w:r>
-                                <w:rPr>
-                                  <w:rFonts w:ascii="微软雅黑" w:hAnsi="微软雅黑"/>
-                                  <w:color w:val="585858"/>
-                                </w:rPr>
-                                <w:t>科技大学             市场营销（本科）</w:t>
-                              </w:r>
-                            </w:p>
-                            <w:p>
-                              <w:pPr>
-                                <w:adjustRightInd w:val="0"/>
-                                <w:snapToGrid w:val="0"/>
-                                <w:rPr>
-                                  <w:rFonts w:ascii="微软雅黑" w:hAnsi="微软雅黑"/>
-                                  <w:color w:val="585858"/>
-                                </w:rPr>
-                              </w:pPr>
-                              <w:r>
-                                <w:rPr>
-                                  <w:rFonts w:hint="eastAsia" w:ascii="微软雅黑" w:hAnsi="微软雅黑"/>
-                                  <w:color w:val="585858"/>
-                                </w:rPr>
-                                <w:t>基本会计、统计学、市场营销、国际市场营销、市场调查与预测、商业心理学、广告学、公共关系学、货币银行学、经济法、国际贸易、大学英语、计算机应用等。</w:t>
-                              </w:r>
-                            </w:p>
-                            <w:p>
-                              <w:pPr>
-                                <w:adjustRightInd w:val="0"/>
-                                <w:snapToGrid w:val="0"/>
-                                <w:rPr>
-                                  <w:rFonts w:ascii="微软雅黑" w:hAnsi="微软雅黑"/>
-                                  <w:color w:val="585858"/>
-                                  <w:sz w:val="10"/>
-                                  <w:szCs w:val="10"/>
-                                </w:rPr>
-                              </w:pPr>
-                            </w:p>
-                            <w:p>
-                              <w:pPr>
-                                <w:adjustRightInd w:val="0"/>
-                                <w:snapToGrid w:val="0"/>
-                                <w:rPr>
-                                  <w:rFonts w:ascii="微软雅黑" w:hAnsi="微软雅黑"/>
-                                  <w:color w:val="585858"/>
-                                </w:rPr>
-                              </w:pPr>
-                              <w:r>
-                                <w:rPr>
-                                  <w:rFonts w:ascii="微软雅黑" w:hAnsi="微软雅黑"/>
-                                  <w:color w:val="585858"/>
-                                </w:rPr>
-                                <w:t xml:space="preserve">2008.09-2012.07         </w:t>
-                              </w:r>
-                              <w:r>
-                                <w:rPr>
-                                  <w:rFonts w:hint="eastAsia" w:ascii="微软雅黑" w:hAnsi="微软雅黑"/>
-                                  <w:color w:val="585858"/>
-                                  <w:lang w:val="en-US" w:eastAsia="zh-CN"/>
-                                </w:rPr>
-                                <w:t>免费简历下载</w:t>
-                              </w:r>
-                              <w:r>
-                                <w:rPr>
-                                  <w:rFonts w:ascii="微软雅黑" w:hAnsi="微软雅黑"/>
-                                  <w:color w:val="585858"/>
-                                </w:rPr>
-                                <w:t>科技大学             市场营销（</w:t>
-                              </w:r>
-                              <w:r>
-                                <w:rPr>
-                                  <w:rFonts w:hint="eastAsia" w:ascii="微软雅黑" w:hAnsi="微软雅黑"/>
-                                  <w:color w:val="585858"/>
-                                </w:rPr>
-                                <w:t>大专</w:t>
-                              </w:r>
-                              <w:r>
-                                <w:rPr>
-                                  <w:rFonts w:ascii="微软雅黑" w:hAnsi="微软雅黑"/>
-                                  <w:color w:val="585858"/>
-                                </w:rPr>
-                                <w:t>）</w:t>
-                              </w:r>
-                            </w:p>
-                            <w:p>
-                              <w:pPr>
-                                <w:adjustRightInd w:val="0"/>
-                                <w:snapToGrid w:val="0"/>
-                                <w:rPr>
-                                  <w:rFonts w:ascii="微软雅黑" w:hAnsi="微软雅黑"/>
-                                  <w:color w:val="585858"/>
-                                </w:rPr>
-                              </w:pPr>
-                              <w:r>
-                                <w:rPr>
-                                  <w:rFonts w:hint="eastAsia" w:ascii="微软雅黑" w:hAnsi="微软雅黑"/>
-                                  <w:color w:val="585858"/>
-                                </w:rPr>
-                                <w:t>基本会计、统计学、市场营销、国际市场营销、市场调查与预测、商业心理学、广告学、公共关系学、货币银行学、经济法、国际贸易、大学英语、计算机应用等。</w:t>
-                              </w:r>
                             </w:p>
                           </w:txbxContent>
                         </wps:txbx>
@@ -2871,9 +2521,9 @@
           </mc:Choice>
           <mc:Fallback>
             <w:pict>
-              <v:group id="_x0000_s1026" o:spid="_x0000_s1026" o:spt="203" style="position:absolute;left:0pt;margin-left:155.05pt;margin-top:123pt;height:152.6pt;width:396.75pt;mso-position-vertical-relative:page;z-index:251667456;mso-width-relative:page;mso-height-relative:page;" coordsize="5039359,1938654" o:gfxdata="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">
+              <v:group id="_x0000_s1026" o:spid="_x0000_s1026" o:spt="203" style="position:absolute;left:0pt;margin-left:155.05pt;margin-top:123pt;height:54pt;width:396.75pt;mso-position-vertical-relative:page;z-index:251667456;mso-width-relative:page;mso-height-relative:page;" coordsize="5039355,685878" o:gfxdata="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">
                 <o:lock v:ext="edit" aspectratio="f"/>
-                <v:shape id="文本框 2" o:spid="_x0000_s1026" o:spt="202" type="#_x0000_t202" style="position:absolute;left:28575;top:447675;height:1490979;width:5010784;" filled="f" stroked="f" coordsize="21600,21600" o:gfxdata="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">
+                <v:shape id="文本框 2" o:spid="_x0000_s1026" o:spt="202" type="#_x0000_t202" style="position:absolute;left:28575;top:447675;height:238203;width:5010780;" filled="f" stroked="f" coordsize="21600,21600" o:gfxdata="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">
                   <v:fill on="f" focussize="0,0"/>
                   <v:stroke on="f" miterlimit="8" joinstyle="miter"/>
                   <v:imagedata o:title=""/>
@@ -2889,120 +2539,6 @@
                             <w:color w:val="585858"/>
                           </w:rPr>
                         </w:pPr>
-                        <w:r>
-                          <w:rPr>
-                            <w:rFonts w:ascii="微软雅黑" w:hAnsi="微软雅黑"/>
-                            <w:color w:val="585858"/>
-                          </w:rPr>
-                          <w:t xml:space="preserve">2008.09-2012.07         </w:t>
-                        </w:r>
-                        <w:r>
-                          <w:rPr>
-                            <w:rFonts w:hint="eastAsia" w:ascii="微软雅黑" w:hAnsi="微软雅黑"/>
-                            <w:color w:val="585858"/>
-                            <w:lang w:val="en-US" w:eastAsia="zh-CN"/>
-                          </w:rPr>
-                          <w:t>免费简历下载</w:t>
-                        </w:r>
-                        <w:r>
-                          <w:rPr>
-                            <w:rFonts w:ascii="微软雅黑" w:hAnsi="微软雅黑"/>
-                            <w:color w:val="585858"/>
-                          </w:rPr>
-                          <w:t>科技大学             市场营销（本科）</w:t>
-                        </w:r>
-                      </w:p>
-                      <w:p>
-                        <w:pPr>
-                          <w:adjustRightInd w:val="0"/>
-                          <w:snapToGrid w:val="0"/>
-                          <w:rPr>
-                            <w:rFonts w:ascii="微软雅黑" w:hAnsi="微软雅黑"/>
-                            <w:color w:val="585858"/>
-                          </w:rPr>
-                        </w:pPr>
-                        <w:r>
-                          <w:rPr>
-                            <w:rFonts w:hint="eastAsia" w:ascii="微软雅黑" w:hAnsi="微软雅黑"/>
-                            <w:color w:val="585858"/>
-                          </w:rPr>
-                          <w:t>基本会计、统计学、市场营销、国际市场营销、市场调查与预测、商业心理学、广告学、公共关系学、货币银行学、经济法、国际贸易、大学英语、计算机应用等。</w:t>
-                        </w:r>
-                      </w:p>
-                      <w:p>
-                        <w:pPr>
-                          <w:adjustRightInd w:val="0"/>
-                          <w:snapToGrid w:val="0"/>
-                          <w:rPr>
-                            <w:rFonts w:ascii="微软雅黑" w:hAnsi="微软雅黑"/>
-                            <w:color w:val="585858"/>
-                            <w:sz w:val="10"/>
-                            <w:szCs w:val="10"/>
-                          </w:rPr>
-                        </w:pPr>
-                      </w:p>
-                      <w:p>
-                        <w:pPr>
-                          <w:adjustRightInd w:val="0"/>
-                          <w:snapToGrid w:val="0"/>
-                          <w:rPr>
-                            <w:rFonts w:ascii="微软雅黑" w:hAnsi="微软雅黑"/>
-                            <w:color w:val="585858"/>
-                          </w:rPr>
-                        </w:pPr>
-                        <w:r>
-                          <w:rPr>
-                            <w:rFonts w:ascii="微软雅黑" w:hAnsi="微软雅黑"/>
-                            <w:color w:val="585858"/>
-                          </w:rPr>
-                          <w:t xml:space="preserve">2008.09-2012.07         </w:t>
-                        </w:r>
-                        <w:r>
-                          <w:rPr>
-                            <w:rFonts w:hint="eastAsia" w:ascii="微软雅黑" w:hAnsi="微软雅黑"/>
-                            <w:color w:val="585858"/>
-                            <w:lang w:val="en-US" w:eastAsia="zh-CN"/>
-                          </w:rPr>
-                          <w:t>免费简历下载</w:t>
-                        </w:r>
-                        <w:r>
-                          <w:rPr>
-                            <w:rFonts w:ascii="微软雅黑" w:hAnsi="微软雅黑"/>
-                            <w:color w:val="585858"/>
-                          </w:rPr>
-                          <w:t>科技大学             市场营销（</w:t>
-                        </w:r>
-                        <w:r>
-                          <w:rPr>
-                            <w:rFonts w:hint="eastAsia" w:ascii="微软雅黑" w:hAnsi="微软雅黑"/>
-                            <w:color w:val="585858"/>
-                          </w:rPr>
-                          <w:t>大专</w:t>
-                        </w:r>
-                        <w:r>
-                          <w:rPr>
-                            <w:rFonts w:ascii="微软雅黑" w:hAnsi="微软雅黑"/>
-                            <w:color w:val="585858"/>
-                          </w:rPr>
-                          <w:t>）</w:t>
-                        </w:r>
-                      </w:p>
-                      <w:p>
-                        <w:pPr>
-                          <w:adjustRightInd w:val="0"/>
-                          <w:snapToGrid w:val="0"/>
-                          <w:rPr>
-                            <w:rFonts w:ascii="微软雅黑" w:hAnsi="微软雅黑"/>
-                            <w:color w:val="585858"/>
-                          </w:rPr>
-                        </w:pPr>
-                        <w:r>
-                          <w:rPr>
-                            <w:rFonts w:hint="eastAsia" w:ascii="微软雅黑" w:hAnsi="微软雅黑"/>
-                            <w:color w:val="585858"/>
-                          </w:rPr>
-                          <w:t>基本会计、统计学、市场营销、国际市场营销、市场调查与预测、商业心理学、广告学、公共关系学、货币银行学、经济法、国际贸易、大学英语、计算机应用等。</w:t>
-                        </w:r>
                       </w:p>
                     </w:txbxContent>
                   </v:textbox>
@@ -3896,6 +3432,8 @@
           <w:lang w:val="zh-CN"/>
         </w:rPr>
       </w:pPr>
+      <w:bookmarkStart w:id="0" w:name="_GoBack"/>
+      <w:bookmarkEnd w:id="0"/>
       <w:r>
         <w:rPr>
           <w:rFonts w:ascii="微软雅黑" w:cs="微软雅黑"/>
@@ -3915,8 +3453,8 @@
                 <wp:positionV relativeFrom="page">
                   <wp:posOffset>4016375</wp:posOffset>
                 </wp:positionV>
-                <wp:extent cx="5038725" cy="2147570"/>
-                <wp:effectExtent l="0" t="0" r="9525" b="5080"/>
+                <wp:extent cx="5038725" cy="666750"/>
+                <wp:effectExtent l="0" t="0" r="0" b="0"/>
                 <wp:wrapNone/>
                 <wp:docPr id="229" name="组合 229"/>
                 <wp:cNvGraphicFramePr/>
@@ -3927,9 +3465,9 @@
                       <wpg:grpSpPr>
                         <a:xfrm>
                           <a:off x="0" y="0"/>
-                          <a:ext cx="5038725" cy="2147570"/>
+                          <a:ext cx="5038721" cy="666623"/>
                           <a:chOff x="0" y="0"/>
-                          <a:chExt cx="5039359" cy="2148204"/>
+                          <a:chExt cx="5039355" cy="666820"/>
                         </a:xfrm>
                       </wpg:grpSpPr>
                       <wps:wsp>
@@ -3940,7 +3478,7 @@
                         <wps:spPr bwMode="auto">
                           <a:xfrm>
                             <a:off x="28575" y="428625"/>
-                            <a:ext cx="5010784" cy="1719579"/>
+                            <a:ext cx="5010780" cy="238195"/>
                           </a:xfrm>
                           <a:prstGeom prst="rect">
                             <a:avLst/>
@@ -3953,67 +3491,6 @@
                         </wps:spPr>
                         <wps:txbx>
                           <w:txbxContent>
-                            <w:p>
-                              <w:pPr>
-                                <w:adjustRightInd w:val="0"/>
-                                <w:snapToGrid w:val="0"/>
-                                <w:rPr>
-                                  <w:rFonts w:ascii="微软雅黑" w:hAnsi="微软雅黑"/>
-                                  <w:color w:val="585858"/>
-                                </w:rPr>
-                              </w:pPr>
-                              <w:r>
-                                <w:rPr>
-                                  <w:rFonts w:ascii="微软雅黑" w:hAnsi="微软雅黑"/>
-                                  <w:color w:val="585858"/>
-                                </w:rPr>
-                                <w:t>2009.03</w:t>
-                              </w:r>
-                              <w:r>
-                                <w:rPr>
-                                  <w:rFonts w:hint="eastAsia" w:ascii="微软雅黑" w:hAnsi="微软雅黑"/>
-                                  <w:color w:val="585858"/>
-                                </w:rPr>
-                                <w:t>-</w:t>
-                              </w:r>
-                              <w:r>
-                                <w:rPr>
-                                  <w:rFonts w:ascii="微软雅黑" w:hAnsi="微软雅黑"/>
-                                  <w:color w:val="585858"/>
-                                </w:rPr>
-                                <w:t xml:space="preserve">2011.06          </w:t>
-                              </w:r>
-                              <w:r>
-                                <w:rPr>
-                                  <w:rFonts w:hint="eastAsia" w:ascii="微软雅黑" w:hAnsi="微软雅黑"/>
-                                  <w:color w:val="585858"/>
-                                  <w:lang w:val="en-US" w:eastAsia="zh-CN"/>
-                                </w:rPr>
-                                <w:t>免费简历下载</w:t>
-                              </w:r>
-                              <w:r>
-                                <w:rPr>
-                                  <w:rFonts w:ascii="微软雅黑" w:hAnsi="微软雅黑"/>
-                                  <w:color w:val="585858"/>
-                                </w:rPr>
-                                <w:t xml:space="preserve">职业发展社      </w:t>
-                              </w:r>
-                              <w:r>
-                                <w:rPr>
-                                  <w:rFonts w:hint="eastAsia" w:ascii="微软雅黑" w:hAnsi="微软雅黑"/>
-                                  <w:color w:val="585858"/>
-                                  <w:lang w:val="en-US" w:eastAsia="zh-CN"/>
-                                </w:rPr>
-                                <w:t xml:space="preserve">     </w:t>
-                              </w:r>
-                              <w:r>
-                                <w:rPr>
-                                  <w:rFonts w:ascii="微软雅黑" w:hAnsi="微软雅黑"/>
-                                  <w:color w:val="585858"/>
-                                </w:rPr>
-                                <w:t xml:space="preserve"> 社长</w:t>
-                              </w:r>
-                            </w:p>
                             <w:p>
                               <w:pPr>
                                 <w:pStyle w:val="16"/>
@@ -4029,193 +3506,6 @@
                                   <w:color w:val="585858"/>
                                 </w:rPr>
                               </w:pPr>
-                              <w:r>
-                                <w:rPr>
-                                  <w:rFonts w:ascii="微软雅黑" w:hAnsi="微软雅黑"/>
-                                  <w:color w:val="585858"/>
-                                </w:rPr>
-                                <w:t>负责社团组织建设，社团机构的管理，协调各部门工作</w:t>
-                              </w:r>
-                              <w:r>
-                                <w:rPr>
-                                  <w:rFonts w:hint="eastAsia" w:ascii="微软雅黑" w:hAnsi="微软雅黑"/>
-                                  <w:color w:val="585858"/>
-                                </w:rPr>
-                                <w:t>；</w:t>
-                              </w:r>
-                            </w:p>
-                            <w:p>
-                              <w:pPr>
-                                <w:pStyle w:val="16"/>
-                                <w:numPr>
-                                  <w:ilvl w:val="0"/>
-                                  <w:numId w:val="1"/>
-                                </w:numPr>
-                                <w:adjustRightInd w:val="0"/>
-                                <w:snapToGrid w:val="0"/>
-                                <w:ind w:firstLineChars="0"/>
-                                <w:rPr>
-                                  <w:rFonts w:ascii="微软雅黑" w:hAnsi="微软雅黑"/>
-                                  <w:color w:val="585858"/>
-                                </w:rPr>
-                              </w:pPr>
-                              <w:r>
-                                <w:rPr>
-                                  <w:rFonts w:ascii="微软雅黑" w:hAnsi="微软雅黑"/>
-                                  <w:color w:val="585858"/>
-                                </w:rPr>
-                                <w:t>组织策划社团的成立大会、竞选会、团队培训、招新等运维活动</w:t>
-                              </w:r>
-                              <w:r>
-                                <w:rPr>
-                                  <w:rFonts w:hint="eastAsia" w:ascii="微软雅黑" w:hAnsi="微软雅黑"/>
-                                  <w:color w:val="585858"/>
-                                </w:rPr>
-                                <w:t>。</w:t>
-                              </w:r>
-                            </w:p>
-                            <w:p>
-                              <w:pPr>
-                                <w:adjustRightInd w:val="0"/>
-                                <w:snapToGrid w:val="0"/>
-                                <w:rPr>
-                                  <w:rFonts w:ascii="微软雅黑" w:hAnsi="微软雅黑"/>
-                                  <w:color w:val="585858"/>
-                                  <w:sz w:val="10"/>
-                                  <w:szCs w:val="10"/>
-                                </w:rPr>
-                              </w:pPr>
-                            </w:p>
-                            <w:p>
-                              <w:pPr>
-                                <w:adjustRightInd w:val="0"/>
-                                <w:snapToGrid w:val="0"/>
-                                <w:rPr>
-                                  <w:rFonts w:ascii="微软雅黑" w:hAnsi="微软雅黑"/>
-                                  <w:color w:val="585858"/>
-                                </w:rPr>
-                              </w:pPr>
-                              <w:r>
-                                <w:rPr>
-                                  <w:rFonts w:ascii="微软雅黑" w:hAnsi="微软雅黑"/>
-                                  <w:color w:val="585858"/>
-                                </w:rPr>
-                                <w:t xml:space="preserve">2010.07-2010.09          </w:t>
-                              </w:r>
-                              <w:r>
-                                <w:rPr>
-                                  <w:rFonts w:hint="eastAsia" w:ascii="微软雅黑" w:hAnsi="微软雅黑"/>
-                                  <w:color w:val="585858"/>
-                                  <w:lang w:val="en-US" w:eastAsia="zh-CN"/>
-                                </w:rPr>
-                                <w:t>免费简历下载</w:t>
-                              </w:r>
-                              <w:r>
-                                <w:rPr>
-                                  <w:rFonts w:ascii="微软雅黑" w:hAnsi="微软雅黑"/>
-                                  <w:color w:val="585858"/>
-                                </w:rPr>
-                                <w:t>科技集团             市场部实习生</w:t>
-                              </w:r>
-                            </w:p>
-                            <w:p>
-                              <w:pPr>
-                                <w:pStyle w:val="16"/>
-                                <w:numPr>
-                                  <w:ilvl w:val="0"/>
-                                  <w:numId w:val="1"/>
-                                </w:numPr>
-                                <w:adjustRightInd w:val="0"/>
-                                <w:snapToGrid w:val="0"/>
-                                <w:ind w:firstLineChars="0"/>
-                                <w:rPr>
-                                  <w:rFonts w:ascii="微软雅黑" w:hAnsi="微软雅黑"/>
-                                  <w:color w:val="585858"/>
-                                </w:rPr>
-                              </w:pPr>
-                              <w:r>
-                                <w:rPr>
-                                  <w:rFonts w:ascii="微软雅黑" w:hAnsi="微软雅黑"/>
-                                  <w:color w:val="585858"/>
-                                </w:rPr>
-                                <w:t>协助筹备“不可思议”大型市场推广广州站系列活动；</w:t>
-                              </w:r>
-                            </w:p>
-                            <w:p>
-                              <w:pPr>
-                                <w:pStyle w:val="16"/>
-                                <w:numPr>
-                                  <w:ilvl w:val="0"/>
-                                  <w:numId w:val="1"/>
-                                </w:numPr>
-                                <w:adjustRightInd w:val="0"/>
-                                <w:snapToGrid w:val="0"/>
-                                <w:ind w:firstLineChars="0"/>
-                                <w:rPr>
-                                  <w:rFonts w:ascii="微软雅黑" w:hAnsi="微软雅黑"/>
-                                  <w:color w:val="585858"/>
-                                </w:rPr>
-                              </w:pPr>
-                              <w:r>
-                                <w:rPr>
-                                  <w:rFonts w:ascii="微软雅黑" w:hAnsi="微软雅黑"/>
-                                  <w:color w:val="585858"/>
-                                </w:rPr>
-                                <w:t>作为品牌大使向观众、来宾和媒体推广</w:t>
-                              </w:r>
-                              <w:r>
-                                <w:rPr>
-                                  <w:rFonts w:hint="eastAsia" w:ascii="微软雅黑" w:hAnsi="微软雅黑"/>
-                                  <w:color w:val="585858"/>
-                                  <w:lang w:eastAsia="zh-CN"/>
-                                </w:rPr>
-                                <w:t>，</w:t>
-                              </w:r>
-                              <w:r>
-                                <w:rPr>
-                                  <w:rFonts w:hint="eastAsia" w:ascii="微软雅黑" w:hAnsi="微软雅黑"/>
-                                  <w:color w:val="585858"/>
-                                  <w:lang w:val="en-US" w:eastAsia="zh-CN"/>
-                                </w:rPr>
-                                <w:t>免费简历下载</w:t>
-                              </w:r>
-                              <w:r>
-                                <w:rPr>
-                                  <w:rFonts w:ascii="微软雅黑" w:hAnsi="微软雅黑"/>
-                                  <w:color w:val="585858"/>
-                                </w:rPr>
-                                <w:t>旗下的品牌；</w:t>
-                              </w:r>
-                            </w:p>
-                            <w:p>
-                              <w:pPr>
-                                <w:pStyle w:val="16"/>
-                                <w:numPr>
-                                  <w:ilvl w:val="0"/>
-                                  <w:numId w:val="1"/>
-                                </w:numPr>
-                                <w:adjustRightInd w:val="0"/>
-                                <w:snapToGrid w:val="0"/>
-                                <w:ind w:firstLineChars="0"/>
-                                <w:rPr>
-                                  <w:rFonts w:ascii="微软雅黑" w:hAnsi="微软雅黑"/>
-                                  <w:color w:val="585858"/>
-                                </w:rPr>
-                              </w:pPr>
-                              <w:r>
-                                <w:rPr>
-                                  <w:rFonts w:ascii="微软雅黑" w:hAnsi="微软雅黑"/>
-                                  <w:color w:val="585858"/>
-                                </w:rPr>
-                                <w:t>联络各家媒体如南方都市晚报、广州日报，G4频道对本次活动进行报道</w:t>
-                              </w:r>
-                              <w:r>
-                                <w:rPr>
-                                  <w:rFonts w:hint="eastAsia" w:ascii="微软雅黑" w:hAnsi="微软雅黑"/>
-                                  <w:color w:val="585858"/>
-                                </w:rPr>
-                                <w:t>。</w:t>
-                              </w:r>
                             </w:p>
                           </w:txbxContent>
                         </wps:txbx>
@@ -4961,76 +4251,15 @@
           </mc:Choice>
           <mc:Fallback>
             <w:pict>
-              <v:group id="_x0000_s1026" o:spid="_x0000_s1026" o:spt="203" style="position:absolute;left:0pt;margin-left:155.05pt;margin-top:316.25pt;height:169.1pt;width:396.75pt;mso-position-vertical-relative:page;z-index:251668480;mso-width-relative:page;mso-height-relative:page;" coordsize="5039359,2148204" o:gfxdata="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">
+              <v:group id="_x0000_s1026" o:spid="_x0000_s1026" o:spt="203" style="position:absolute;left:0pt;margin-left:155.05pt;margin-top:316.25pt;height:52.5pt;width:396.75pt;mso-position-vertical-relative:page;z-index:251668480;mso-width-relative:page;mso-height-relative:page;" coordsize="5039355,666820" o:gfxdata="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">
                 <o:lock v:ext="edit" aspectratio="f"/>
-                <v:shape id="文本框 2" o:spid="_x0000_s1026" o:spt="202" type="#_x0000_t202" style="position:absolute;left:28575;top:428625;height:1719579;width:5010784;" filled="f" stroked="f" coordsize="21600,21600" o:gfxdata="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">
+                <v:shape id="文本框 2" o:spid="_x0000_s1026" o:spt="202" type="#_x0000_t202" style="position:absolute;left:28575;top:428625;height:238195;width:5010780;" filled="f" stroked="f" coordsize="21600,21600" o:gfxdata="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">
                   <v:fill on="f" focussize="0,0"/>
                   <v:stroke on="f" miterlimit="8" joinstyle="miter"/>
                   <v:imagedata o:title=""/>
                   <o:lock v:ext="edit" aspectratio="f"/>
                   <v:textbox inset="0mm,0mm,0mm,0mm" style="mso-fit-shape-to-text:t;">
                     <w:txbxContent>
-                      <w:p>
-                        <w:pPr>
-                          <w:adjustRightInd w:val="0"/>
-                          <w:snapToGrid w:val="0"/>
-                          <w:rPr>
-                            <w:rFonts w:ascii="微软雅黑" w:hAnsi="微软雅黑"/>
-                            <w:color w:val="585858"/>
-                          </w:rPr>
-                        </w:pPr>
-                        <w:r>
-                          <w:rPr>
-                            <w:rFonts w:ascii="微软雅黑" w:hAnsi="微软雅黑"/>
-                            <w:color w:val="585858"/>
-                          </w:rPr>
-                          <w:t>2009.03</w:t>
-                        </w:r>
-                        <w:r>
-                          <w:rPr>
-                            <w:rFonts w:hint="eastAsia" w:ascii="微软雅黑" w:hAnsi="微软雅黑"/>
-                            <w:color w:val="585858"/>
-                          </w:rPr>
-                          <w:t>-</w:t>
-                        </w:r>
-                        <w:r>
-                          <w:rPr>
-                            <w:rFonts w:ascii="微软雅黑" w:hAnsi="微软雅黑"/>
-                            <w:color w:val="585858"/>
-                          </w:rPr>
-                          <w:t xml:space="preserve">2011.06          </w:t>
-                        </w:r>
-                        <w:r>
-                          <w:rPr>
-                            <w:rFonts w:hint="eastAsia" w:ascii="微软雅黑" w:hAnsi="微软雅黑"/>
-                            <w:color w:val="585858"/>
-                            <w:lang w:val="en-US" w:eastAsia="zh-CN"/>
-                          </w:rPr>
-                          <w:t>免费简历下载</w:t>
-                        </w:r>
-                        <w:r>
-                          <w:rPr>
-                            <w:rFonts w:ascii="微软雅黑" w:hAnsi="微软雅黑"/>
-                            <w:color w:val="585858"/>
-                          </w:rPr>
-                          <w:t xml:space="preserve">职业发展社      </w:t>
-                        </w:r>
-                        <w:r>
-                          <w:rPr>
-                            <w:rFonts w:hint="eastAsia" w:ascii="微软雅黑" w:hAnsi="微软雅黑"/>
-                            <w:color w:val="585858"/>
-                            <w:lang w:val="en-US" w:eastAsia="zh-CN"/>
-                          </w:rPr>
-                          <w:t xml:space="preserve">     </w:t>
-                        </w:r>
-                        <w:r>
-                          <w:rPr>
-                            <w:rFonts w:ascii="微软雅黑" w:hAnsi="微软雅黑"/>
-                            <w:color w:val="585858"/>
-                          </w:rPr>
-                          <w:t xml:space="preserve"> 社长</w:t>
-                        </w:r>
-                      </w:p>
                       <w:p>
                         <w:pPr>
                           <w:pStyle w:val="16"/>
@@ -5046,193 +4275,6 @@
                             <w:color w:val="585858"/>
                           </w:rPr>
                         </w:pPr>
-                        <w:r>
-                          <w:rPr>
-                            <w:rFonts w:ascii="微软雅黑" w:hAnsi="微软雅黑"/>
-                            <w:color w:val="585858"/>
-                          </w:rPr>
-                          <w:t>负责社团组织建设，社团机构的管理，协调各部门工作</w:t>
-                        </w:r>
-                        <w:r>
-                          <w:rPr>
-                            <w:rFonts w:hint="eastAsia" w:ascii="微软雅黑" w:hAnsi="微软雅黑"/>
-                            <w:color w:val="585858"/>
-                          </w:rPr>
-                          <w:t>；</w:t>
-                        </w:r>
-                      </w:p>
-                      <w:p>
-                        <w:pPr>
-                          <w:pStyle w:val="16"/>
-                          <w:numPr>
-                            <w:ilvl w:val="0"/>
-                            <w:numId w:val="1"/>
-                          </w:numPr>
-                          <w:adjustRightInd w:val="0"/>
-                          <w:snapToGrid w:val="0"/>
-                          <w:ind w:firstLineChars="0"/>
-                          <w:rPr>
-                            <w:rFonts w:ascii="微软雅黑" w:hAnsi="微软雅黑"/>
-                            <w:color w:val="585858"/>
-                          </w:rPr>
-                        </w:pPr>
-                        <w:r>
-                          <w:rPr>
-                            <w:rFonts w:ascii="微软雅黑" w:hAnsi="微软雅黑"/>
-                            <w:color w:val="585858"/>
-                          </w:rPr>
-                          <w:t>组织策划社团的成立大会、竞选会、团队培训、招新等运维活动</w:t>
-                        </w:r>
-                        <w:r>
-                          <w:rPr>
-                            <w:rFonts w:hint="eastAsia" w:ascii="微软雅黑" w:hAnsi="微软雅黑"/>
-                            <w:color w:val="585858"/>
-                          </w:rPr>
-                          <w:t>。</w:t>
-                        </w:r>
-                      </w:p>
-                      <w:p>
-                        <w:pPr>
-                          <w:adjustRightInd w:val="0"/>
-                          <w:snapToGrid w:val="0"/>
-                          <w:rPr>
-                            <w:rFonts w:ascii="微软雅黑" w:hAnsi="微软雅黑"/>
-                            <w:color w:val="585858"/>
-                            <w:sz w:val="10"/>
-                            <w:szCs w:val="10"/>
-                          </w:rPr>
-                        </w:pPr>
-                      </w:p>
-                      <w:p>
-                        <w:pPr>
-                          <w:adjustRightInd w:val="0"/>
-                          <w:snapToGrid w:val="0"/>
-                          <w:rPr>
-                            <w:rFonts w:ascii="微软雅黑" w:hAnsi="微软雅黑"/>
-                            <w:color w:val="585858"/>
-                          </w:rPr>
-                        </w:pPr>
-                        <w:r>
-                          <w:rPr>
-                            <w:rFonts w:ascii="微软雅黑" w:hAnsi="微软雅黑"/>
-                            <w:color w:val="585858"/>
-                          </w:rPr>
-                          <w:t xml:space="preserve">2010.07-2010.09          </w:t>
-                        </w:r>
-                        <w:r>
-                          <w:rPr>
-                            <w:rFonts w:hint="eastAsia" w:ascii="微软雅黑" w:hAnsi="微软雅黑"/>
-                            <w:color w:val="585858"/>
-                            <w:lang w:val="en-US" w:eastAsia="zh-CN"/>
-                          </w:rPr>
-                          <w:t>免费简历下载</w:t>
-                        </w:r>
-                        <w:r>
-                          <w:rPr>
-                            <w:rFonts w:ascii="微软雅黑" w:hAnsi="微软雅黑"/>
-                            <w:color w:val="585858"/>
-                          </w:rPr>
-                          <w:t>科技集团             市场部实习生</w:t>
-                        </w:r>
-                      </w:p>
-                      <w:p>
-                        <w:pPr>
-                          <w:pStyle w:val="16"/>
-                          <w:numPr>
-                            <w:ilvl w:val="0"/>
-                            <w:numId w:val="1"/>
-                          </w:numPr>
-                          <w:adjustRightInd w:val="0"/>
-                          <w:snapToGrid w:val="0"/>
-                          <w:ind w:firstLineChars="0"/>
-                          <w:rPr>
-                            <w:rFonts w:ascii="微软雅黑" w:hAnsi="微软雅黑"/>
-                            <w:color w:val="585858"/>
-                          </w:rPr>
-                        </w:pPr>
-                        <w:r>
-                          <w:rPr>
-                            <w:rFonts w:ascii="微软雅黑" w:hAnsi="微软雅黑"/>
-                            <w:color w:val="585858"/>
-                          </w:rPr>
-                          <w:t>协助筹备“不可思议”大型市场推广广州站系列活动；</w:t>
-                        </w:r>
-                      </w:p>
-                      <w:p>
-                        <w:pPr>
-                          <w:pStyle w:val="16"/>
-                          <w:numPr>
-                            <w:ilvl w:val="0"/>
-                            <w:numId w:val="1"/>
-                          </w:numPr>
-                          <w:adjustRightInd w:val="0"/>
-                          <w:snapToGrid w:val="0"/>
-                          <w:ind w:firstLineChars="0"/>
-                          <w:rPr>
-                            <w:rFonts w:ascii="微软雅黑" w:hAnsi="微软雅黑"/>
-                            <w:color w:val="585858"/>
-                          </w:rPr>
-                        </w:pPr>
-                        <w:r>
-                          <w:rPr>
-                            <w:rFonts w:ascii="微软雅黑" w:hAnsi="微软雅黑"/>
-                            <w:color w:val="585858"/>
-                          </w:rPr>
-                          <w:t>作为品牌大使向观众、来宾和媒体推广</w:t>
-                        </w:r>
-                        <w:r>
-                          <w:rPr>
-                            <w:rFonts w:hint="eastAsia" w:ascii="微软雅黑" w:hAnsi="微软雅黑"/>
-                            <w:color w:val="585858"/>
-                            <w:lang w:eastAsia="zh-CN"/>
-                          </w:rPr>
-                          <w:t>，</w:t>
-                        </w:r>
-                        <w:r>
-                          <w:rPr>
-                            <w:rFonts w:hint="eastAsia" w:ascii="微软雅黑" w:hAnsi="微软雅黑"/>
-                            <w:color w:val="585858"/>
-                            <w:lang w:val="en-US" w:eastAsia="zh-CN"/>
-                          </w:rPr>
-                          <w:t>免费简历下载</w:t>
-                        </w:r>
-                        <w:r>
-                          <w:rPr>
-                            <w:rFonts w:ascii="微软雅黑" w:hAnsi="微软雅黑"/>
-                            <w:color w:val="585858"/>
-                          </w:rPr>
-                          <w:t>旗下的品牌；</w:t>
-                        </w:r>
-                      </w:p>
-                      <w:p>
-                        <w:pPr>
-                          <w:pStyle w:val="16"/>
-                          <w:numPr>
-                            <w:ilvl w:val="0"/>
-                            <w:numId w:val="1"/>
-                          </w:numPr>
-                          <w:adjustRightInd w:val="0"/>
-                          <w:snapToGrid w:val="0"/>
-                          <w:ind w:firstLineChars="0"/>
-                          <w:rPr>
-                            <w:rFonts w:ascii="微软雅黑" w:hAnsi="微软雅黑"/>
-                            <w:color w:val="585858"/>
-                          </w:rPr>
-                        </w:pPr>
-                        <w:r>
-                          <w:rPr>
-                            <w:rFonts w:ascii="微软雅黑" w:hAnsi="微软雅黑"/>
-                            <w:color w:val="585858"/>
-                          </w:rPr>
-                          <w:t>联络各家媒体如南方都市晚报、广州日报，G4频道对本次活动进行报道</w:t>
-                        </w:r>
-                        <w:r>
-                          <w:rPr>
-                            <w:rFonts w:hint="eastAsia" w:ascii="微软雅黑" w:hAnsi="微软雅黑"/>
-                            <w:color w:val="585858"/>
-                          </w:rPr>
-                          <w:t>。</w:t>
-                        </w:r>
                       </w:p>
                     </w:txbxContent>
                   </v:textbox>
@@ -5321,8 +4363,8 @@
                 <wp:positionV relativeFrom="page">
                   <wp:posOffset>6680200</wp:posOffset>
                 </wp:positionV>
-                <wp:extent cx="5038725" cy="2032635"/>
-                <wp:effectExtent l="0" t="0" r="9525" b="5715"/>
+                <wp:extent cx="5038725" cy="657225"/>
+                <wp:effectExtent l="0" t="0" r="0" b="0"/>
                 <wp:wrapNone/>
                 <wp:docPr id="228" name="组合 228"/>
                 <wp:cNvGraphicFramePr/>
@@ -5333,9 +4375,9 @@
                       <wpg:grpSpPr>
                         <a:xfrm>
                           <a:off x="0" y="0"/>
-                          <a:ext cx="5038725" cy="2032635"/>
+                          <a:ext cx="5038721" cy="657094"/>
                           <a:chOff x="0" y="0"/>
-                          <a:chExt cx="5039359" cy="2033269"/>
+                          <a:chExt cx="5039355" cy="657299"/>
                         </a:xfrm>
                       </wpg:grpSpPr>
                       <wps:wsp>
@@ -5346,7 +4388,7 @@
                         <wps:spPr bwMode="auto">
                           <a:xfrm>
                             <a:off x="28575" y="419100"/>
-                            <a:ext cx="5010784" cy="1614169"/>
+                            <a:ext cx="5010780" cy="238199"/>
                           </a:xfrm>
                           <a:prstGeom prst="rect">
                             <a:avLst/>
@@ -5361,8 +4403,6 @@
                           <w:txbxContent>
                             <w:p>
                               <w:pPr>
-                                <w:autoSpaceDE w:val="0"/>
-                                <w:autoSpaceDN w:val="0"/>
                                 <w:adjustRightInd w:val="0"/>
                                 <w:snapToGrid w:val="0"/>
                                 <w:rPr>
@@ -5373,284 +4413,6 @@
                                   <w:lang w:val="zh-CN"/>
                                 </w:rPr>
                               </w:pPr>
-                              <w:r>
-                                <w:rPr>
-                                  <w:rFonts w:ascii="微软雅黑" w:cs="微软雅黑"/>
-                                  <w:color w:val="585858"/>
-                                  <w:kern w:val="0"/>
-                                  <w:szCs w:val="21"/>
-                                  <w:lang w:val="zh-CN"/>
-                                </w:rPr>
-                                <w:t>2009.10</w:t>
-                              </w:r>
-                              <w:r>
-                                <w:rPr>
-                                  <w:rFonts w:hint="eastAsia" w:ascii="微软雅黑" w:cs="微软雅黑"/>
-                                  <w:color w:val="585858"/>
-                                  <w:kern w:val="0"/>
-                                  <w:szCs w:val="21"/>
-                                  <w:lang w:val="zh-CN"/>
-                                </w:rPr>
-                                <w:t>获国家奖学金</w:t>
-                              </w:r>
-                            </w:p>
-                            <w:p>
-                              <w:pPr>
-                                <w:autoSpaceDE w:val="0"/>
-                                <w:autoSpaceDN w:val="0"/>
-                                <w:adjustRightInd w:val="0"/>
-                                <w:snapToGrid w:val="0"/>
-                                <w:rPr>
-                                  <w:rFonts w:ascii="微软雅黑" w:cs="微软雅黑"/>
-                                  <w:color w:val="585858"/>
-                                  <w:kern w:val="0"/>
-                                  <w:szCs w:val="21"/>
-                                  <w:lang w:val="zh-CN"/>
-                                </w:rPr>
-                              </w:pPr>
-                              <w:r>
-                                <w:rPr>
-                                  <w:rFonts w:ascii="微软雅黑" w:cs="微软雅黑"/>
-                                  <w:color w:val="585858"/>
-                                  <w:kern w:val="0"/>
-                                  <w:szCs w:val="21"/>
-                                  <w:lang w:val="zh-CN"/>
-                                </w:rPr>
-                                <w:t>2010.11</w:t>
-                              </w:r>
-                              <w:r>
-                                <w:rPr>
-                                  <w:rFonts w:hint="eastAsia" w:ascii="微软雅黑" w:cs="微软雅黑"/>
-                                  <w:color w:val="585858"/>
-                                  <w:kern w:val="0"/>
-                                  <w:szCs w:val="21"/>
-                                  <w:lang w:val="zh-CN"/>
-                                </w:rPr>
-                                <w:t>获</w:t>
-                              </w:r>
-                              <w:r>
-                                <w:rPr>
-                                  <w:rFonts w:ascii="微软雅黑" w:cs="微软雅黑"/>
-                                  <w:color w:val="585858"/>
-                                  <w:kern w:val="0"/>
-                                  <w:szCs w:val="21"/>
-                                  <w:lang w:val="zh-CN"/>
-                                </w:rPr>
-                                <w:t>“</w:t>
-                              </w:r>
-                              <w:r>
-                                <w:rPr>
-                                  <w:rFonts w:hint="eastAsia" w:ascii="微软雅黑" w:cs="微软雅黑"/>
-                                  <w:color w:val="585858"/>
-                                  <w:kern w:val="0"/>
-                                  <w:szCs w:val="21"/>
-                                  <w:lang w:val="zh-CN"/>
-                                </w:rPr>
-                                <w:t>三好学生称号</w:t>
-                              </w:r>
-                              <w:r>
-                                <w:rPr>
-                                  <w:rFonts w:ascii="微软雅黑" w:cs="微软雅黑"/>
-                                  <w:color w:val="585858"/>
-                                  <w:kern w:val="0"/>
-                                  <w:szCs w:val="21"/>
-                                  <w:lang w:val="zh-CN"/>
-                                </w:rPr>
-                                <w:t>”</w:t>
-                              </w:r>
-                            </w:p>
-                            <w:p>
-                              <w:pPr>
-                                <w:autoSpaceDE w:val="0"/>
-                                <w:autoSpaceDN w:val="0"/>
-                                <w:adjustRightInd w:val="0"/>
-                                <w:snapToGrid w:val="0"/>
-                                <w:rPr>
-                                  <w:rFonts w:ascii="微软雅黑" w:cs="微软雅黑"/>
-                                  <w:color w:val="585858"/>
-                                  <w:kern w:val="0"/>
-                                  <w:szCs w:val="21"/>
-                                  <w:lang w:val="zh-CN"/>
-                                </w:rPr>
-                              </w:pPr>
-                              <w:r>
-                                <w:rPr>
-                                  <w:rFonts w:ascii="微软雅黑" w:cs="微软雅黑"/>
-                                  <w:color w:val="585858"/>
-                                  <w:kern w:val="0"/>
-                                  <w:szCs w:val="21"/>
-                                  <w:lang w:val="zh-CN"/>
-                                </w:rPr>
-                                <w:t>2010.12</w:t>
-                              </w:r>
-                              <w:r>
-                                <w:rPr>
-                                  <w:rFonts w:hint="eastAsia" w:ascii="微软雅黑" w:cs="微软雅黑"/>
-                                  <w:color w:val="585858"/>
-                                  <w:kern w:val="0"/>
-                                  <w:szCs w:val="21"/>
-                                  <w:lang w:val="zh-CN"/>
-                                </w:rPr>
-                                <w:t>华南大学生创意营销大赛一等奖</w:t>
-                              </w:r>
-                            </w:p>
-                            <w:p>
-                              <w:pPr>
-                                <w:autoSpaceDE w:val="0"/>
-                                <w:autoSpaceDN w:val="0"/>
-                                <w:adjustRightInd w:val="0"/>
-                                <w:snapToGrid w:val="0"/>
-                                <w:rPr>
-                                  <w:rFonts w:ascii="微软雅黑" w:cs="微软雅黑"/>
-                                  <w:color w:val="585858"/>
-                                  <w:kern w:val="0"/>
-                                  <w:szCs w:val="21"/>
-                                  <w:lang w:val="zh-CN"/>
-                                </w:rPr>
-                              </w:pPr>
-                              <w:r>
-                                <w:rPr>
-                                  <w:rFonts w:ascii="微软雅黑" w:cs="微软雅黑"/>
-                                  <w:color w:val="585858"/>
-                                  <w:kern w:val="0"/>
-                                  <w:szCs w:val="21"/>
-                                  <w:lang w:val="zh-CN"/>
-                                </w:rPr>
-                                <w:t>2011.04</w:t>
-                              </w:r>
-                              <w:r>
-                                <w:rPr>
-                                  <w:rFonts w:hint="eastAsia" w:ascii="微软雅黑" w:cs="微软雅黑"/>
-                                  <w:color w:val="585858"/>
-                                  <w:kern w:val="0"/>
-                                  <w:szCs w:val="21"/>
-                                  <w:lang w:val="zh-CN"/>
-                                </w:rPr>
-                                <w:t>挑战杯创业计划大赛省级铜奖</w:t>
-                              </w:r>
-                            </w:p>
-                            <w:p>
-                              <w:pPr>
-                                <w:autoSpaceDE w:val="0"/>
-                                <w:autoSpaceDN w:val="0"/>
-                                <w:adjustRightInd w:val="0"/>
-                                <w:snapToGrid w:val="0"/>
-                                <w:rPr>
-                                  <w:rFonts w:ascii="微软雅黑" w:cs="微软雅黑"/>
-                                  <w:color w:val="585858"/>
-                                  <w:kern w:val="0"/>
-                                  <w:szCs w:val="21"/>
-                                  <w:lang w:val="zh-CN"/>
-                                </w:rPr>
-                              </w:pPr>
-                              <w:r>
-                                <w:rPr>
-                                  <w:rFonts w:hint="eastAsia" w:ascii="微软雅黑" w:cs="微软雅黑"/>
-                                  <w:color w:val="585858"/>
-                                  <w:kern w:val="0"/>
-                                  <w:szCs w:val="21"/>
-                                  <w:lang w:val="zh-CN"/>
-                                </w:rPr>
-                                <w:t>CET-6，</w:t>
-                              </w:r>
-                              <w:r>
-                                <w:rPr>
-                                  <w:rFonts w:ascii="微软雅黑" w:cs="微软雅黑"/>
-                                  <w:color w:val="585858"/>
-                                  <w:kern w:val="0"/>
-                                  <w:szCs w:val="21"/>
-                                  <w:lang w:val="zh-CN"/>
-                                </w:rPr>
-                                <w:t>优秀的听说</w:t>
-                              </w:r>
-                              <w:r>
-                                <w:rPr>
-                                  <w:rFonts w:hint="eastAsia" w:ascii="微软雅黑" w:cs="微软雅黑"/>
-                                  <w:color w:val="585858"/>
-                                  <w:kern w:val="0"/>
-                                  <w:szCs w:val="21"/>
-                                  <w:lang w:val="zh-CN"/>
-                                </w:rPr>
-                                <w:t>写</w:t>
-                              </w:r>
-                              <w:r>
-                                <w:rPr>
-                                  <w:rFonts w:ascii="微软雅黑" w:cs="微软雅黑"/>
-                                  <w:color w:val="585858"/>
-                                  <w:kern w:val="0"/>
-                                  <w:szCs w:val="21"/>
-                                  <w:lang w:val="zh-CN"/>
-                                </w:rPr>
-                                <w:t>能力</w:t>
-                              </w:r>
-                            </w:p>
-                            <w:p>
-                              <w:pPr>
-                                <w:autoSpaceDE w:val="0"/>
-                                <w:autoSpaceDN w:val="0"/>
-                                <w:adjustRightInd w:val="0"/>
-                                <w:snapToGrid w:val="0"/>
-                                <w:rPr>
-                                  <w:rFonts w:ascii="微软雅黑" w:cs="微软雅黑"/>
-                                  <w:color w:val="585858"/>
-                                  <w:kern w:val="0"/>
-                                  <w:szCs w:val="21"/>
-                                  <w:lang w:val="zh-CN"/>
-                                </w:rPr>
-                              </w:pPr>
-                              <w:r>
-                                <w:rPr>
-                                  <w:rFonts w:hint="eastAsia" w:ascii="微软雅黑" w:cs="微软雅黑"/>
-                                  <w:color w:val="585858"/>
-                                  <w:kern w:val="0"/>
-                                  <w:szCs w:val="21"/>
-                                  <w:lang w:val="zh-CN"/>
-                                </w:rPr>
-                                <w:t>计算机</w:t>
-                              </w:r>
-                              <w:r>
-                                <w:rPr>
-                                  <w:rFonts w:ascii="微软雅黑" w:cs="微软雅黑"/>
-                                  <w:color w:val="585858"/>
-                                  <w:kern w:val="0"/>
-                                  <w:szCs w:val="21"/>
-                                  <w:lang w:val="zh-CN"/>
-                                </w:rPr>
-                                <w:t>二级，熟悉计算机各项操作</w:t>
-                              </w:r>
-                            </w:p>
-                            <w:p>
-                              <w:pPr>
-                                <w:adjustRightInd w:val="0"/>
-                                <w:snapToGrid w:val="0"/>
-                                <w:rPr>
-                                  <w:rFonts w:ascii="微软雅黑" w:cs="微软雅黑"/>
-                                  <w:color w:val="585858"/>
-                                  <w:kern w:val="0"/>
-                                  <w:szCs w:val="21"/>
-                                  <w:lang w:val="zh-CN"/>
-                                </w:rPr>
-                              </w:pPr>
-                              <w:r>
-                                <w:rPr>
-                                  <w:rFonts w:hint="eastAsia" w:ascii="微软雅黑" w:cs="微软雅黑"/>
-                                  <w:color w:val="585858"/>
-                                  <w:kern w:val="0"/>
-                                  <w:szCs w:val="21"/>
-                                  <w:lang w:val="zh-CN"/>
-                                </w:rPr>
-                                <w:t>高级</w:t>
-                              </w:r>
-                              <w:r>
-                                <w:rPr>
-                                  <w:rFonts w:ascii="微软雅黑" w:cs="微软雅黑"/>
-                                  <w:color w:val="585858"/>
-                                  <w:kern w:val="0"/>
-                                  <w:szCs w:val="21"/>
-                                  <w:lang w:val="zh-CN"/>
-                                </w:rPr>
-                                <w:t>营销员，国家资格证四级</w:t>
-                              </w:r>
                             </w:p>
                           </w:txbxContent>
                         </wps:txbx>
@@ -6286,275 +5048,15 @@
           </mc:Choice>
           <mc:Fallback>
             <w:pict>
-              <v:group id="_x0000_s1026" o:spid="_x0000_s1026" o:spt="203" style="position:absolute;left:0pt;margin-left:155.05pt;margin-top:526pt;height:160.05pt;width:396.75pt;mso-position-vertical-relative:page;z-index:251670528;mso-width-relative:page;mso-height-relative:page;" coordsize="5039359,2033269" o:gfxdata="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">
+              <v:group id="_x0000_s1026" o:spid="_x0000_s1026" o:spt="203" style="position:absolute;left:0pt;margin-left:155.05pt;margin-top:526pt;height:51.75pt;width:396.75pt;mso-position-vertical-relative:page;z-index:251670528;mso-width-relative:page;mso-height-relative:page;" coordsize="5039355,657299" o:gfxdata="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">
                 <o:lock v:ext="edit" aspectratio="f"/>
-                <v:shape id="文本框 2" o:spid="_x0000_s1026" o:spt="202" type="#_x0000_t202" style="position:absolute;left:28575;top:419100;height:1614169;width:5010784;" filled="f" stroked="f" coordsize="21600,21600" o:gfxdata="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">
+                <v:shape id="文本框 2" o:spid="_x0000_s1026" o:spt="202" type="#_x0000_t202" style="position:absolute;left:28575;top:419100;height:238199;width:5010780;" filled="f" stroked="f" coordsize="21600,21600" o:gfxdata="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">
                   <v:fill on="f" focussize="0,0"/>
                   <v:stroke on="f" miterlimit="8" joinstyle="miter"/>
                   <v:imagedata o:title=""/>
                   <o:lock v:ext="edit" aspectratio="f"/>
                   <v:textbox inset="0mm,0mm,0mm,0mm" style="mso-fit-shape-to-text:t;">
                     <w:txbxContent>
-                      <w:p>
-                        <w:pPr>
-                          <w:autoSpaceDE w:val="0"/>
-                          <w:autoSpaceDN w:val="0"/>
-                          <w:adjustRightInd w:val="0"/>
-                          <w:snapToGrid w:val="0"/>
-                          <w:rPr>
-                            <w:rFonts w:ascii="微软雅黑" w:cs="微软雅黑"/>
-                            <w:color w:val="585858"/>
-                            <w:kern w:val="0"/>
-                            <w:szCs w:val="21"/>
-                            <w:lang w:val="zh-CN"/>
-                          </w:rPr>
-                        </w:pPr>
-                        <w:r>
-                          <w:rPr>
-                            <w:rFonts w:ascii="微软雅黑" w:cs="微软雅黑"/>
-                            <w:color w:val="585858"/>
-                            <w:kern w:val="0"/>
-                            <w:szCs w:val="21"/>
-                            <w:lang w:val="zh-CN"/>
-                          </w:rPr>
-                          <w:t>2009.10</w:t>
-                        </w:r>
-                        <w:r>
-                          <w:rPr>
-                            <w:rFonts w:hint="eastAsia" w:ascii="微软雅黑" w:cs="微软雅黑"/>
-                            <w:color w:val="585858"/>
-                            <w:kern w:val="0"/>
-                            <w:szCs w:val="21"/>
-                            <w:lang w:val="zh-CN"/>
-                          </w:rPr>
-                          <w:t>获国家奖学金</w:t>
-                        </w:r>
-                      </w:p>
-                      <w:p>
-                        <w:pPr>
-                          <w:autoSpaceDE w:val="0"/>
-                          <w:autoSpaceDN w:val="0"/>
-                          <w:adjustRightInd w:val="0"/>
-                          <w:snapToGrid w:val="0"/>
-                          <w:rPr>
-                            <w:rFonts w:ascii="微软雅黑" w:cs="微软雅黑"/>
-                            <w:color w:val="585858"/>
-                            <w:kern w:val="0"/>
-                            <w:szCs w:val="21"/>
-                            <w:lang w:val="zh-CN"/>
-                          </w:rPr>
-                        </w:pPr>
-                        <w:r>
-                          <w:rPr>
-                            <w:rFonts w:ascii="微软雅黑" w:cs="微软雅黑"/>
-                            <w:color w:val="585858"/>
-                            <w:kern w:val="0"/>
-                            <w:szCs w:val="21"/>
-                            <w:lang w:val="zh-CN"/>
-                          </w:rPr>
-                          <w:t>2010.11</w:t>
-                        </w:r>
-                        <w:r>
-                          <w:rPr>
-                            <w:rFonts w:hint="eastAsia" w:ascii="微软雅黑" w:cs="微软雅黑"/>
-                            <w:color w:val="585858"/>
-                            <w:kern w:val="0"/>
-                            <w:szCs w:val="21"/>
-                            <w:lang w:val="zh-CN"/>
-                          </w:rPr>
-                          <w:t>获</w:t>
-                        </w:r>
-                        <w:r>
-                          <w:rPr>
-                            <w:rFonts w:ascii="微软雅黑" w:cs="微软雅黑"/>
-                            <w:color w:val="585858"/>
-                            <w:kern w:val="0"/>
-                            <w:szCs w:val="21"/>
-                            <w:lang w:val="zh-CN"/>
-                          </w:rPr>
-                          <w:t>“</w:t>
-                        </w:r>
-                        <w:r>
-                          <w:rPr>
-                            <w:rFonts w:hint="eastAsia" w:ascii="微软雅黑" w:cs="微软雅黑"/>
-                            <w:color w:val="585858"/>
-                            <w:kern w:val="0"/>
-                            <w:szCs w:val="21"/>
-                            <w:lang w:val="zh-CN"/>
-                          </w:rPr>
-                          <w:t>三好学生称号</w:t>
-                        </w:r>
-                        <w:r>
-                          <w:rPr>
-                            <w:rFonts w:ascii="微软雅黑" w:cs="微软雅黑"/>
-                            <w:color w:val="585858"/>
-                            <w:kern w:val="0"/>
-                            <w:szCs w:val="21"/>
-                            <w:lang w:val="zh-CN"/>
-                          </w:rPr>
-                          <w:t>”</w:t>
-                        </w:r>
-                      </w:p>
-                      <w:p>
-                        <w:pPr>
-                          <w:autoSpaceDE w:val="0"/>
-                          <w:autoSpaceDN w:val="0"/>
-                          <w:adjustRightInd w:val="0"/>
-                          <w:snapToGrid w:val="0"/>
-                          <w:rPr>
-                            <w:rFonts w:ascii="微软雅黑" w:cs="微软雅黑"/>
-                            <w:color w:val="585858"/>
-                            <w:kern w:val="0"/>
-                            <w:szCs w:val="21"/>
-                            <w:lang w:val="zh-CN"/>
-                          </w:rPr>
-                        </w:pPr>
-                        <w:r>
-                          <w:rPr>
-                            <w:rFonts w:ascii="微软雅黑" w:cs="微软雅黑"/>
-                            <w:color w:val="585858"/>
-                            <w:kern w:val="0"/>
-                            <w:szCs w:val="21"/>
-                            <w:lang w:val="zh-CN"/>
-                          </w:rPr>
-                          <w:t>2010.12</w:t>
-                        </w:r>
-                        <w:r>
-                          <w:rPr>
-                            <w:rFonts w:hint="eastAsia" w:ascii="微软雅黑" w:cs="微软雅黑"/>
-                            <w:color w:val="585858"/>
-                            <w:kern w:val="0"/>
-                            <w:szCs w:val="21"/>
-                            <w:lang w:val="zh-CN"/>
-                          </w:rPr>
-                          <w:t>华南大学生创意营销大赛一等奖</w:t>
-                        </w:r>
-                      </w:p>
-                      <w:p>
-                        <w:pPr>
-                          <w:autoSpaceDE w:val="0"/>
-                          <w:autoSpaceDN w:val="0"/>
-                          <w:adjustRightInd w:val="0"/>
-                          <w:snapToGrid w:val="0"/>
-                          <w:rPr>
-                            <w:rFonts w:ascii="微软雅黑" w:cs="微软雅黑"/>
-                            <w:color w:val="585858"/>
-                            <w:kern w:val="0"/>
-                            <w:szCs w:val="21"/>
-                            <w:lang w:val="zh-CN"/>
-                          </w:rPr>
-                        </w:pPr>
-                        <w:r>
-                          <w:rPr>
-                            <w:rFonts w:ascii="微软雅黑" w:cs="微软雅黑"/>
-                            <w:color w:val="585858"/>
-                            <w:kern w:val="0"/>
-                            <w:szCs w:val="21"/>
-                            <w:lang w:val="zh-CN"/>
-                          </w:rPr>
-                          <w:t>2011.04</w:t>
-                        </w:r>
-                        <w:r>
-                          <w:rPr>
-                            <w:rFonts w:hint="eastAsia" w:ascii="微软雅黑" w:cs="微软雅黑"/>
-                            <w:color w:val="585858"/>
-                            <w:kern w:val="0"/>
-                            <w:szCs w:val="21"/>
-                            <w:lang w:val="zh-CN"/>
-                          </w:rPr>
-                          <w:t>挑战杯创业计划大赛省级铜奖</w:t>
-                        </w:r>
-                      </w:p>
-                      <w:p>
-                        <w:pPr>
-                          <w:autoSpaceDE w:val="0"/>
-                          <w:autoSpaceDN w:val="0"/>
-                          <w:adjustRightInd w:val="0"/>
-                          <w:snapToGrid w:val="0"/>
-                          <w:rPr>
-                            <w:rFonts w:ascii="微软雅黑" w:cs="微软雅黑"/>
-                            <w:color w:val="585858"/>
-                            <w:kern w:val="0"/>
-                            <w:szCs w:val="21"/>
-                            <w:lang w:val="zh-CN"/>
-                          </w:rPr>
-                        </w:pPr>
-                        <w:r>
-                          <w:rPr>
-                            <w:rFonts w:hint="eastAsia" w:ascii="微软雅黑" w:cs="微软雅黑"/>
-                            <w:color w:val="585858"/>
-                            <w:kern w:val="0"/>
-                            <w:szCs w:val="21"/>
-                            <w:lang w:val="zh-CN"/>
-                          </w:rPr>
-                          <w:t>CET-6，</w:t>
-                        </w:r>
-                        <w:r>
-                          <w:rPr>
-                            <w:rFonts w:ascii="微软雅黑" w:cs="微软雅黑"/>
-                            <w:color w:val="585858"/>
-                            <w:kern w:val="0"/>
-                            <w:szCs w:val="21"/>
-                            <w:lang w:val="zh-CN"/>
-                          </w:rPr>
-                          <w:t>优秀的听说</w:t>
-                        </w:r>
-                        <w:r>
-                          <w:rPr>
-                            <w:rFonts w:hint="eastAsia" w:ascii="微软雅黑" w:cs="微软雅黑"/>
-                            <w:color w:val="585858"/>
-                            <w:kern w:val="0"/>
-                            <w:szCs w:val="21"/>
-                            <w:lang w:val="zh-CN"/>
-                          </w:rPr>
-                          <w:t>写</w:t>
-                        </w:r>
-                        <w:r>
-                          <w:rPr>
-                            <w:rFonts w:ascii="微软雅黑" w:cs="微软雅黑"/>
-                            <w:color w:val="585858"/>
-                            <w:kern w:val="0"/>
-                            <w:szCs w:val="21"/>
-                            <w:lang w:val="zh-CN"/>
-                          </w:rPr>
-                          <w:t>能力</w:t>
-                        </w:r>
-                      </w:p>
-                      <w:p>
-                        <w:pPr>
-                          <w:autoSpaceDE w:val="0"/>
-                          <w:autoSpaceDN w:val="0"/>
-                          <w:adjustRightInd w:val="0"/>
-                          <w:snapToGrid w:val="0"/>
-                          <w:rPr>
-                            <w:rFonts w:ascii="微软雅黑" w:cs="微软雅黑"/>
-                            <w:color w:val="585858"/>
-                            <w:kern w:val="0"/>
-                            <w:szCs w:val="21"/>
-                            <w:lang w:val="zh-CN"/>
-                          </w:rPr>
-                        </w:pPr>
-                        <w:r>
-                          <w:rPr>
-                            <w:rFonts w:hint="eastAsia" w:ascii="微软雅黑" w:cs="微软雅黑"/>
-                            <w:color w:val="585858"/>
-                            <w:kern w:val="0"/>
-                            <w:szCs w:val="21"/>
-                            <w:lang w:val="zh-CN"/>
-                          </w:rPr>
-                          <w:t>计算机</w:t>
-                        </w:r>
-                        <w:r>
-                          <w:rPr>
-                            <w:rFonts w:ascii="微软雅黑" w:cs="微软雅黑"/>
-                            <w:color w:val="585858"/>
-                            <w:kern w:val="0"/>
-                            <w:szCs w:val="21"/>
-                            <w:lang w:val="zh-CN"/>
-                          </w:rPr>
-                          <w:t>二级，熟悉计算机各项操作</w:t>
-                        </w:r>
-                      </w:p>
                       <w:p>
                         <w:pPr>
                           <w:adjustRightInd w:val="0"/>
@@ -6567,26 +5069,6 @@
                             <w:lang w:val="zh-CN"/>
                           </w:rPr>
                         </w:pPr>
-                        <w:r>
-                          <w:rPr>
-                            <w:rFonts w:hint="eastAsia" w:ascii="微软雅黑" w:cs="微软雅黑"/>
-                            <w:color w:val="585858"/>
-                            <w:kern w:val="0"/>
-                            <w:szCs w:val="21"/>
-                            <w:lang w:val="zh-CN"/>
-                          </w:rPr>
-                          <w:t>高级</w:t>
-                        </w:r>
-                        <w:r>
-                          <w:rPr>
-                            <w:rFonts w:ascii="微软雅黑" w:cs="微软雅黑"/>
-                            <w:color w:val="585858"/>
-                            <w:kern w:val="0"/>
-                            <w:szCs w:val="21"/>
-                            <w:lang w:val="zh-CN"/>
-                          </w:rPr>
-                          <w:t>营销员，国家资格证四级</w:t>
-                        </w:r>
                       </w:p>
                     </w:txbxContent>
                   </v:textbox>
@@ -6675,8 +5157,8 @@
                 <wp:positionV relativeFrom="page">
                   <wp:posOffset>9229090</wp:posOffset>
                 </wp:positionV>
-                <wp:extent cx="5038725" cy="1095375"/>
-                <wp:effectExtent l="0" t="0" r="9525" b="9525"/>
+                <wp:extent cx="5038725" cy="638175"/>
+                <wp:effectExtent l="0" t="0" r="0" b="0"/>
                 <wp:wrapNone/>
                 <wp:docPr id="31" name="组合 31"/>
                 <wp:cNvGraphicFramePr/>
@@ -6687,9 +5169,9 @@
                       <wpg:grpSpPr>
                         <a:xfrm>
                           <a:off x="0" y="0"/>
-                          <a:ext cx="5038725" cy="1095375"/>
+                          <a:ext cx="5038721" cy="637944"/>
                           <a:chOff x="0" y="0"/>
-                          <a:chExt cx="5039359" cy="1096009"/>
+                          <a:chExt cx="5039355" cy="638313"/>
                         </a:xfrm>
                       </wpg:grpSpPr>
                       <wps:wsp>
@@ -6700,7 +5182,7 @@
                         <wps:spPr bwMode="auto">
                           <a:xfrm>
                             <a:off x="28575" y="400050"/>
-                            <a:ext cx="5010784" cy="695959"/>
+                            <a:ext cx="5010780" cy="238263"/>
                           </a:xfrm>
                           <a:prstGeom prst="rect">
                             <a:avLst/>
@@ -6725,16 +5207,6 @@
                                   <w:lang w:val="zh-CN"/>
                                 </w:rPr>
                               </w:pPr>
-                              <w:r>
-                                <w:rPr>
-                                  <w:rFonts w:hint="eastAsia" w:ascii="微软雅黑" w:cs="微软雅黑"/>
-                                  <w:color w:val="585858"/>
-                                  <w:kern w:val="0"/>
-                                  <w:szCs w:val="21"/>
-                                  <w:lang w:val="zh-CN"/>
-                                </w:rPr>
-                                <w:t>本人是市场营销专业毕业生，有丰富的营销知识体系做基础；对于市场营销方面的前沿和动向有一定的了解，善于分析和吸取经验熟悉网络推广，尤其是社会化媒体方面，有独到的见解和经验，个性开朗，容易相处，团队荣誉感强。</w:t>
-                              </w:r>
                             </w:p>
                           </w:txbxContent>
                         </wps:txbx>
@@ -7459,9 +5931,9 @@
           </mc:Choice>
           <mc:Fallback>
             <w:pict>
-              <v:group id="_x0000_s1026" o:spid="_x0000_s1026" o:spt="203" style="position:absolute;left:0pt;margin-left:155.05pt;margin-top:726.7pt;height:86.25pt;width:396.75pt;mso-position-vertical-relative:page;z-index:251672576;mso-width-relative:page;mso-height-relative:page;" coordsize="5039359,1096009" o:gfxdata="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">
+              <v:group id="_x0000_s1026" o:spid="_x0000_s1026" o:spt="203" style="position:absolute;left:0pt;margin-left:155.05pt;margin-top:726.7pt;height:50.25pt;width:396.75pt;mso-position-vertical-relative:page;z-index:251672576;mso-width-relative:page;mso-height-relative:page;" coordsize="5039355,638313" o:gfxdata="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">
                 <o:lock v:ext="edit" aspectratio="f"/>
-                <v:shape id="文本框 2" o:spid="_x0000_s1026" o:spt="202" type="#_x0000_t202" style="position:absolute;left:28575;top:400050;height:695959;width:5010784;" filled="f" stroked="f" coordsize="21600,21600" o:gfxdata="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">
+                <v:shape id="文本框 2" o:spid="_x0000_s1026" o:spt="202" type="#_x0000_t202" style="position:absolute;left:28575;top:400050;height:238263;width:5010780;" filled="f" stroked="f" coordsize="21600,21600" o:gfxdata="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">
                   <v:fill on="f" focussize="0,0"/>
                   <v:stroke on="f" miterlimit="8" joinstyle="miter"/>
                   <v:imagedata o:title=""/>
@@ -7480,16 +5952,6 @@
                             <w:lang w:val="zh-CN"/>
                           </w:rPr>
                         </w:pPr>
-                        <w:r>
-                          <w:rPr>
-                            <w:rFonts w:hint="eastAsia" w:ascii="微软雅黑" w:cs="微软雅黑"/>
-                            <w:color w:val="585858"/>
-                            <w:kern w:val="0"/>
-                            <w:szCs w:val="21"/>
-                            <w:lang w:val="zh-CN"/>
-                          </w:rPr>
-                          <w:t>本人是市场营销专业毕业生，有丰富的营销知识体系做基础；对于市场营销方面的前沿和动向有一定的了解，善于分析和吸取经验熟悉网络推广，尤其是社会化媒体方面，有独到的见解和经验，个性开朗，容易相处，团队荣誉感强。</w:t>
-                        </w:r>
                       </w:p>
                     </w:txbxContent>
                   </v:textbox>
@@ -13682,7 +12144,7 @@
     <w:lsdException w:uiPriority="99" w:name="envelope address"/>
     <w:lsdException w:uiPriority="99" w:name="envelope return"/>
     <w:lsdException w:uiPriority="99" w:name="footnote reference"/>
-    <w:lsdException w:uiPriority="99" w:name="annotation reference"/>
+    <w:lsdException w:qFormat="1" w:uiPriority="99" w:name="annotation reference"/>
     <w:lsdException w:uiPriority="99" w:name="line number"/>
     <w:lsdException w:uiPriority="99" w:name="page number"/>
     <w:lsdException w:uiPriority="99" w:name="endnote reference"/>
@@ -13708,7 +12170,7 @@
     <w:lsdException w:qFormat="1" w:unhideWhenUsed="0" w:uiPriority="10" w:semiHidden="0" w:name="Title"/>
     <w:lsdException w:uiPriority="99" w:name="Closing"/>
     <w:lsdException w:uiPriority="99" w:name="Signature"/>
-    <w:lsdException w:uiPriority="1" w:name="Default Paragraph Font"/>
+    <w:lsdException w:qFormat="1" w:uiPriority="1" w:name="Default Paragraph Font"/>
     <w:lsdException w:uiPriority="99" w:name="Body Text"/>
     <w:lsdException w:uiPriority="99" w:name="Body Text Indent"/>
     <w:lsdException w:uiPriority="99" w:name="List Continue"/>
@@ -13746,7 +12208,7 @@
     <w:lsdException w:uiPriority="99" w:name="HTML Sample"/>
     <w:lsdException w:uiPriority="99" w:name="HTML Typewriter"/>
     <w:lsdException w:uiPriority="99" w:name="HTML Variable"/>
-    <w:lsdException w:uiPriority="99" w:name="Normal Table"/>
+    <w:lsdException w:qFormat="1" w:uiPriority="99" w:name="Normal Table"/>
     <w:lsdException w:qFormat="1" w:uiPriority="99" w:name="annotation subject"/>
     <w:lsdException w:uiPriority="99" w:name="Table Simple 1"/>
     <w:lsdException w:uiPriority="99" w:name="Table Simple 2"/>
@@ -13913,12 +12375,14 @@
     <w:name w:val="Default Paragraph Font"/>
     <w:semiHidden/>
     <w:unhideWhenUsed/>
+    <w:qFormat/>
     <w:uiPriority w:val="1"/>
   </w:style>
   <w:style w:type="table" w:default="1" w:styleId="7">
     <w:name w:val="Normal Table"/>
     <w:semiHidden/>
     <w:unhideWhenUsed/>
+    <w:qFormat/>
     <w:uiPriority w:val="99"/>
     <w:tblPr>
       <w:tblCellMar>
@@ -14032,6 +12496,7 @@
     <w:basedOn w:val="9"/>
     <w:semiHidden/>
     <w:unhideWhenUsed/>
+    <w:qFormat/>
     <w:uiPriority w:val="99"/>
     <w:rPr>
       <w:sz w:val="21"/>
@@ -14063,6 +12528,7 @@
     <w:basedOn w:val="9"/>
     <w:link w:val="3"/>
     <w:semiHidden/>
+    <w:qFormat/>
     <w:uiPriority w:val="99"/>
     <w:rPr>
       <w:sz w:val="18"/>
@@ -14362,9 +12828,7 @@
 
 <file path=customXml/item1.xml><?xml version="1.0" encoding="utf-8"?>
 <s:customData xmlns="http://www.wps.cn/officeDocument/2013/wpsCustomData" xmlns:s="http://www.wps.cn/officeDocument/2013/wpsCustomData">
-  <customSectProps>
-    <customSectPr/>
-  </customSectProps>
+  <customSectProps/>
   <customShpExts>
     <customShpInfo spid="_x0000_s1026" textRotate="1"/>
   </customShpExts>
